--- a/Rol.docx
+++ b/Rol.docx
@@ -16,7 +16,7 @@
       </w:tblPr>
       <w:tblGrid>
         <w:gridCol w:w="2082"/>
-        <w:gridCol w:w="2621"/>
+        <w:gridCol w:w="3220"/>
         <w:gridCol w:w="1523"/>
       </w:tblGrid>
       <w:tr>
@@ -174,7 +174,27 @@
                   <w:szCs w:val="24"/>
                   <w:u w:val="single"/>
                 </w:rPr>
-                <w:t>admin@skinet.com</w:t>
+                <w:t>admin@</w:t>
+              </w:r>
+              <w:r>
+                <w:rPr>
+                  <w:rFonts w:ascii="Times New Roman" w:eastAsia="Times New Roman" w:hAnsi="Times New Roman" w:cs="Times New Roman"/>
+                  <w:color w:val="0000FF"/>
+                  <w:sz w:val="24"/>
+                  <w:szCs w:val="24"/>
+                  <w:u w:val="single"/>
+                </w:rPr>
+                <w:t>greenbeauty</w:t>
+              </w:r>
+              <w:r>
+                <w:rPr>
+                  <w:rFonts w:ascii="Times New Roman" w:eastAsia="Times New Roman" w:hAnsi="Times New Roman" w:cs="Times New Roman"/>
+                  <w:color w:val="0000FF"/>
+                  <w:sz w:val="24"/>
+                  <w:szCs w:val="24"/>
+                  <w:u w:val="single"/>
+                </w:rPr>
+                <w:t>.com</w:t>
               </w:r>
             </w:hyperlink>
           </w:p>
@@ -258,7 +278,27 @@
                   <w:szCs w:val="24"/>
                   <w:u w:val="single"/>
                 </w:rPr>
-                <w:t>luxeskin@skinet.com</w:t>
+                <w:t>luxeskin@</w:t>
+              </w:r>
+              <w:r>
+                <w:rPr>
+                  <w:rFonts w:ascii="Times New Roman" w:eastAsia="Times New Roman" w:hAnsi="Times New Roman" w:cs="Times New Roman"/>
+                  <w:color w:val="0000FF"/>
+                  <w:sz w:val="24"/>
+                  <w:szCs w:val="24"/>
+                  <w:u w:val="single"/>
+                </w:rPr>
+                <w:t>greenbeauty</w:t>
+              </w:r>
+              <w:r>
+                <w:rPr>
+                  <w:rFonts w:ascii="Times New Roman" w:eastAsia="Times New Roman" w:hAnsi="Times New Roman" w:cs="Times New Roman"/>
+                  <w:color w:val="0000FF"/>
+                  <w:sz w:val="24"/>
+                  <w:szCs w:val="24"/>
+                  <w:u w:val="single"/>
+                </w:rPr>
+                <w:t>.com</w:t>
               </w:r>
             </w:hyperlink>
           </w:p>
@@ -342,7 +382,27 @@
                   <w:szCs w:val="24"/>
                   <w:u w:val="single"/>
                 </w:rPr>
-                <w:t>pureglow@skinet.com</w:t>
+                <w:t>pureglow@</w:t>
+              </w:r>
+              <w:r>
+                <w:rPr>
+                  <w:rFonts w:ascii="Times New Roman" w:eastAsia="Times New Roman" w:hAnsi="Times New Roman" w:cs="Times New Roman"/>
+                  <w:color w:val="0000FF"/>
+                  <w:sz w:val="24"/>
+                  <w:szCs w:val="24"/>
+                  <w:u w:val="single"/>
+                </w:rPr>
+                <w:t>greenbeauty</w:t>
+              </w:r>
+              <w:r>
+                <w:rPr>
+                  <w:rFonts w:ascii="Times New Roman" w:eastAsia="Times New Roman" w:hAnsi="Times New Roman" w:cs="Times New Roman"/>
+                  <w:color w:val="0000FF"/>
+                  <w:sz w:val="24"/>
+                  <w:szCs w:val="24"/>
+                  <w:u w:val="single"/>
+                </w:rPr>
+                <w:t>.com</w:t>
               </w:r>
             </w:hyperlink>
           </w:p>
@@ -426,7 +486,27 @@
                   <w:szCs w:val="24"/>
                   <w:u w:val="single"/>
                 </w:rPr>
-                <w:t>botanica@skinet.com</w:t>
+                <w:t>botanica@</w:t>
+              </w:r>
+              <w:r>
+                <w:rPr>
+                  <w:rFonts w:ascii="Times New Roman" w:eastAsia="Times New Roman" w:hAnsi="Times New Roman" w:cs="Times New Roman"/>
+                  <w:color w:val="0000FF"/>
+                  <w:sz w:val="24"/>
+                  <w:szCs w:val="24"/>
+                  <w:u w:val="single"/>
+                </w:rPr>
+                <w:t>greenbeauty</w:t>
+              </w:r>
+              <w:r>
+                <w:rPr>
+                  <w:rFonts w:ascii="Times New Roman" w:eastAsia="Times New Roman" w:hAnsi="Times New Roman" w:cs="Times New Roman"/>
+                  <w:color w:val="0000FF"/>
+                  <w:sz w:val="24"/>
+                  <w:szCs w:val="24"/>
+                  <w:u w:val="single"/>
+                </w:rPr>
+                <w:t>.com</w:t>
               </w:r>
             </w:hyperlink>
           </w:p>
@@ -510,7 +590,27 @@
                   <w:szCs w:val="24"/>
                   <w:u w:val="single"/>
                 </w:rPr>
-                <w:t>naturesource@skinet.com</w:t>
+                <w:t>naturesource@</w:t>
+              </w:r>
+              <w:r>
+                <w:rPr>
+                  <w:rFonts w:ascii="Times New Roman" w:eastAsia="Times New Roman" w:hAnsi="Times New Roman" w:cs="Times New Roman"/>
+                  <w:color w:val="0000FF"/>
+                  <w:sz w:val="24"/>
+                  <w:szCs w:val="24"/>
+                  <w:u w:val="single"/>
+                </w:rPr>
+                <w:t>greenbeauty</w:t>
+              </w:r>
+              <w:r>
+                <w:rPr>
+                  <w:rFonts w:ascii="Times New Roman" w:eastAsia="Times New Roman" w:hAnsi="Times New Roman" w:cs="Times New Roman"/>
+                  <w:color w:val="0000FF"/>
+                  <w:sz w:val="24"/>
+                  <w:szCs w:val="24"/>
+                  <w:u w:val="single"/>
+                </w:rPr>
+                <w:t>.com</w:t>
               </w:r>
             </w:hyperlink>
           </w:p>
@@ -594,7 +694,27 @@
                   <w:szCs w:val="24"/>
                   <w:u w:val="single"/>
                 </w:rPr>
-                <w:t>rawessentials@skinet.com</w:t>
+                <w:t>rawessentials@</w:t>
+              </w:r>
+              <w:r>
+                <w:rPr>
+                  <w:rFonts w:ascii="Times New Roman" w:eastAsia="Times New Roman" w:hAnsi="Times New Roman" w:cs="Times New Roman"/>
+                  <w:color w:val="0000FF"/>
+                  <w:sz w:val="24"/>
+                  <w:szCs w:val="24"/>
+                  <w:u w:val="single"/>
+                </w:rPr>
+                <w:t>greenbeauty</w:t>
+              </w:r>
+              <w:r>
+                <w:rPr>
+                  <w:rFonts w:ascii="Times New Roman" w:eastAsia="Times New Roman" w:hAnsi="Times New Roman" w:cs="Times New Roman"/>
+                  <w:color w:val="0000FF"/>
+                  <w:sz w:val="24"/>
+                  <w:szCs w:val="24"/>
+                  <w:u w:val="single"/>
+                </w:rPr>
+                <w:t>.com</w:t>
               </w:r>
             </w:hyperlink>
           </w:p>
@@ -678,7 +798,27 @@
                   <w:szCs w:val="24"/>
                   <w:u w:val="single"/>
                 </w:rPr>
-                <w:t>herbalroots@skinet.com</w:t>
+                <w:t>herbalroots@</w:t>
+              </w:r>
+              <w:r>
+                <w:rPr>
+                  <w:rFonts w:ascii="Times New Roman" w:eastAsia="Times New Roman" w:hAnsi="Times New Roman" w:cs="Times New Roman"/>
+                  <w:color w:val="0000FF"/>
+                  <w:sz w:val="24"/>
+                  <w:szCs w:val="24"/>
+                  <w:u w:val="single"/>
+                </w:rPr>
+                <w:t>greenbeauty</w:t>
+              </w:r>
+              <w:r>
+                <w:rPr>
+                  <w:rFonts w:ascii="Times New Roman" w:eastAsia="Times New Roman" w:hAnsi="Times New Roman" w:cs="Times New Roman"/>
+                  <w:color w:val="0000FF"/>
+                  <w:sz w:val="24"/>
+                  <w:szCs w:val="24"/>
+                  <w:u w:val="single"/>
+                </w:rPr>
+                <w:t>.com</w:t>
               </w:r>
             </w:hyperlink>
           </w:p>
@@ -762,7 +902,27 @@
                   <w:szCs w:val="24"/>
                   <w:u w:val="single"/>
                 </w:rPr>
-                <w:t>alice@skinet.com</w:t>
+                <w:t>alice@</w:t>
+              </w:r>
+              <w:r>
+                <w:rPr>
+                  <w:rFonts w:ascii="Times New Roman" w:eastAsia="Times New Roman" w:hAnsi="Times New Roman" w:cs="Times New Roman"/>
+                  <w:color w:val="0000FF"/>
+                  <w:sz w:val="24"/>
+                  <w:szCs w:val="24"/>
+                  <w:u w:val="single"/>
+                </w:rPr>
+                <w:t>greenbeauty</w:t>
+              </w:r>
+              <w:r>
+                <w:rPr>
+                  <w:rFonts w:ascii="Times New Roman" w:eastAsia="Times New Roman" w:hAnsi="Times New Roman" w:cs="Times New Roman"/>
+                  <w:color w:val="0000FF"/>
+                  <w:sz w:val="24"/>
+                  <w:szCs w:val="24"/>
+                  <w:u w:val="single"/>
+                </w:rPr>
+                <w:t>.com</w:t>
               </w:r>
             </w:hyperlink>
           </w:p>
@@ -846,7 +1006,27 @@
                   <w:szCs w:val="24"/>
                   <w:u w:val="single"/>
                 </w:rPr>
-                <w:t>maria@skinet.com</w:t>
+                <w:t>maria@</w:t>
+              </w:r>
+              <w:r>
+                <w:rPr>
+                  <w:rFonts w:ascii="Times New Roman" w:eastAsia="Times New Roman" w:hAnsi="Times New Roman" w:cs="Times New Roman"/>
+                  <w:color w:val="0000FF"/>
+                  <w:sz w:val="24"/>
+                  <w:szCs w:val="24"/>
+                  <w:u w:val="single"/>
+                </w:rPr>
+                <w:t>greenbeauty</w:t>
+              </w:r>
+              <w:r>
+                <w:rPr>
+                  <w:rFonts w:ascii="Times New Roman" w:eastAsia="Times New Roman" w:hAnsi="Times New Roman" w:cs="Times New Roman"/>
+                  <w:color w:val="0000FF"/>
+                  <w:sz w:val="24"/>
+                  <w:szCs w:val="24"/>
+                  <w:u w:val="single"/>
+                </w:rPr>
+                <w:t>.com</w:t>
               </w:r>
             </w:hyperlink>
           </w:p>
@@ -930,7 +1110,27 @@
                   <w:szCs w:val="24"/>
                   <w:u w:val="single"/>
                 </w:rPr>
-                <w:t>elena@skinet.com</w:t>
+                <w:t>elena@</w:t>
+              </w:r>
+              <w:r>
+                <w:rPr>
+                  <w:rFonts w:ascii="Times New Roman" w:eastAsia="Times New Roman" w:hAnsi="Times New Roman" w:cs="Times New Roman"/>
+                  <w:color w:val="0000FF"/>
+                  <w:sz w:val="24"/>
+                  <w:szCs w:val="24"/>
+                  <w:u w:val="single"/>
+                </w:rPr>
+                <w:t>greenbeauty</w:t>
+              </w:r>
+              <w:r>
+                <w:rPr>
+                  <w:rFonts w:ascii="Times New Roman" w:eastAsia="Times New Roman" w:hAnsi="Times New Roman" w:cs="Times New Roman"/>
+                  <w:color w:val="0000FF"/>
+                  <w:sz w:val="24"/>
+                  <w:szCs w:val="24"/>
+                  <w:u w:val="single"/>
+                </w:rPr>
+                <w:t>.com</w:t>
               </w:r>
             </w:hyperlink>
           </w:p>
@@ -1014,7 +1214,27 @@
                   <w:szCs w:val="24"/>
                   <w:u w:val="single"/>
                 </w:rPr>
-                <w:t>skincarediary@skinet.com</w:t>
+                <w:t>skincarediary@</w:t>
+              </w:r>
+              <w:r>
+                <w:rPr>
+                  <w:rFonts w:ascii="Times New Roman" w:eastAsia="Times New Roman" w:hAnsi="Times New Roman" w:cs="Times New Roman"/>
+                  <w:color w:val="0000FF"/>
+                  <w:sz w:val="24"/>
+                  <w:szCs w:val="24"/>
+                  <w:u w:val="single"/>
+                </w:rPr>
+                <w:t>greenbeauty</w:t>
+              </w:r>
+              <w:r>
+                <w:rPr>
+                  <w:rFonts w:ascii="Times New Roman" w:eastAsia="Times New Roman" w:hAnsi="Times New Roman" w:cs="Times New Roman"/>
+                  <w:color w:val="0000FF"/>
+                  <w:sz w:val="24"/>
+                  <w:szCs w:val="24"/>
+                  <w:u w:val="single"/>
+                </w:rPr>
+                <w:t>.com</w:t>
               </w:r>
             </w:hyperlink>
           </w:p>
@@ -1098,7 +1318,27 @@
                   <w:szCs w:val="24"/>
                   <w:u w:val="single"/>
                 </w:rPr>
-                <w:t>greenbeauty@skinet.com</w:t>
+                <w:t>greenbeauty@</w:t>
+              </w:r>
+              <w:r>
+                <w:rPr>
+                  <w:rFonts w:ascii="Times New Roman" w:eastAsia="Times New Roman" w:hAnsi="Times New Roman" w:cs="Times New Roman"/>
+                  <w:color w:val="0000FF"/>
+                  <w:sz w:val="24"/>
+                  <w:szCs w:val="24"/>
+                  <w:u w:val="single"/>
+                </w:rPr>
+                <w:t>greenbeauty</w:t>
+              </w:r>
+              <w:r>
+                <w:rPr>
+                  <w:rFonts w:ascii="Times New Roman" w:eastAsia="Times New Roman" w:hAnsi="Times New Roman" w:cs="Times New Roman"/>
+                  <w:color w:val="0000FF"/>
+                  <w:sz w:val="24"/>
+                  <w:szCs w:val="24"/>
+                  <w:u w:val="single"/>
+                </w:rPr>
+                <w:t>.com</w:t>
               </w:r>
             </w:hyperlink>
           </w:p>
@@ -1182,7 +1422,27 @@
                   <w:szCs w:val="24"/>
                   <w:u w:val="single"/>
                 </w:rPr>
-                <w:t>naturalglow@skinet.com</w:t>
+                <w:t>naturalglow@</w:t>
+              </w:r>
+              <w:r>
+                <w:rPr>
+                  <w:rFonts w:ascii="Times New Roman" w:eastAsia="Times New Roman" w:hAnsi="Times New Roman" w:cs="Times New Roman"/>
+                  <w:color w:val="0000FF"/>
+                  <w:sz w:val="24"/>
+                  <w:szCs w:val="24"/>
+                  <w:u w:val="single"/>
+                </w:rPr>
+                <w:t>greenbeauty</w:t>
+              </w:r>
+              <w:r>
+                <w:rPr>
+                  <w:rFonts w:ascii="Times New Roman" w:eastAsia="Times New Roman" w:hAnsi="Times New Roman" w:cs="Times New Roman"/>
+                  <w:color w:val="0000FF"/>
+                  <w:sz w:val="24"/>
+                  <w:szCs w:val="24"/>
+                  <w:u w:val="single"/>
+                </w:rPr>
+                <w:t>.com</w:t>
               </w:r>
             </w:hyperlink>
           </w:p>
